--- a/작업일지/44주차.docx
+++ b/작업일지/44주차.docx
@@ -1,6 +1,6 @@
 
 <file path=word/document.xml><?xml version="1.0" encoding="utf-8"?>
-<w:document xmlns:wpc="http://schemas.microsoft.com/office/word/2010/wordprocessingCanvas" xmlns:cx="http://schemas.microsoft.com/office/drawing/2014/chartex" xmlns:cx1="http://schemas.microsoft.com/office/drawing/2015/9/8/chartex" xmlns:cx2="http://schemas.microsoft.com/office/drawing/2015/10/21/chartex" xmlns:cx3="http://schemas.microsoft.com/office/drawing/2016/5/9/chartex" xmlns:cx4="http://schemas.microsoft.com/office/drawing/2016/5/10/chartex" xmlns:cx5="http://schemas.microsoft.com/office/drawing/2016/5/11/chartex" xmlns:cx6="http://schemas.microsoft.com/office/drawing/2016/5/12/chartex" xmlns:cx7="http://schemas.microsoft.com/office/drawing/2016/5/13/chartex" xmlns:cx8="http://schemas.microsoft.com/office/drawing/2016/5/14/chartex" xmlns:mc="http://schemas.openxmlformats.org/markup-compatibility/2006" xmlns:aink="http://schemas.microsoft.com/office/drawing/2016/ink" xmlns:am3d="http://schemas.microsoft.com/office/drawing/2017/model3d" xmlns:o="urn:schemas-microsoft-com:office:office" xmlns:oel="http://schemas.microsoft.com/office/2019/extlst" xmlns:r="http://schemas.openxmlformats.org/officeDocument/2006/relationships" xmlns:m="http://schemas.openxmlformats.org/officeDocument/2006/math" xmlns:v="urn:schemas-microsoft-com:vml" xmlns:wp14="http://schemas.microsoft.com/office/word/2010/wordprocessingDrawing" xmlns:wp="http://schemas.openxmlformats.org/drawingml/2006/wordprocessingDrawing" xmlns:w10="urn:schemas-microsoft-com:office:word" xmlns:w="http://schemas.openxmlformats.org/wordprocessingml/2006/main" xmlns:w14="http://schemas.microsoft.com/office/word/2010/wordml" xmlns:w15="http://schemas.microsoft.com/office/word/2012/wordml" xmlns:w16cex="http://schemas.microsoft.com/office/word/2018/wordml/cex" xmlns:w16cid="http://schemas.microsoft.com/office/word/2016/wordml/cid" xmlns:w16="http://schemas.microsoft.com/office/word/2018/wordml" xmlns:w16du="http://schemas.microsoft.com/office/word/2023/wordml/word16du" xmlns:w16sdtdh="http://schemas.microsoft.com/office/word/2020/wordml/sdtdatahash" xmlns:w16se="http://schemas.microsoft.com/office/word/2015/wordml/symex" xmlns:wpg="http://schemas.microsoft.com/office/word/2010/wordprocessingGroup" xmlns:wpi="http://schemas.microsoft.com/office/word/2010/wordprocessingInk" xmlns:wne="http://schemas.microsoft.com/office/word/2006/wordml" xmlns:wps="http://schemas.microsoft.com/office/word/2010/wordprocessingShape" mc:Ignorable="w14 w15 w16se w16cid w16 w16cex w16sdtdh w16du wp14">
+<w:document xmlns:wpc="http://schemas.microsoft.com/office/word/2010/wordprocessingCanvas" xmlns:cx="http://schemas.microsoft.com/office/drawing/2014/chartex" xmlns:cx1="http://schemas.microsoft.com/office/drawing/2015/9/8/chartex" xmlns:cx2="http://schemas.microsoft.com/office/drawing/2015/10/21/chartex" xmlns:cx3="http://schemas.microsoft.com/office/drawing/2016/5/9/chartex" xmlns:cx4="http://schemas.microsoft.com/office/drawing/2016/5/10/chartex" xmlns:cx5="http://schemas.microsoft.com/office/drawing/2016/5/11/chartex" xmlns:cx6="http://schemas.microsoft.com/office/drawing/2016/5/12/chartex" xmlns:cx7="http://schemas.microsoft.com/office/drawing/2016/5/13/chartex" xmlns:cx8="http://schemas.microsoft.com/office/drawing/2016/5/14/chartex" xmlns:mc="http://schemas.openxmlformats.org/markup-compatibility/2006" xmlns:aink="http://schemas.microsoft.com/office/drawing/2016/ink" xmlns:am3d="http://schemas.microsoft.com/office/drawing/2017/model3d" xmlns:o="urn:schemas-microsoft-com:office:office" xmlns:oel="http://schemas.microsoft.com/office/2019/extlst" xmlns:r="http://schemas.openxmlformats.org/officeDocument/2006/relationships" xmlns:m="http://schemas.openxmlformats.org/officeDocument/2006/math" xmlns:v="urn:schemas-microsoft-com:vml" xmlns:wp14="http://schemas.microsoft.com/office/word/2010/wordprocessingDrawing" xmlns:wp="http://schemas.openxmlformats.org/drawingml/2006/wordprocessingDrawing" xmlns:w10="urn:schemas-microsoft-com:office:word" xmlns:w="http://schemas.openxmlformats.org/wordprocessingml/2006/main" xmlns:w14="http://schemas.microsoft.com/office/word/2010/wordml" xmlns:w15="http://schemas.microsoft.com/office/word/2012/wordml" xmlns:w16cex="http://schemas.microsoft.com/office/word/2018/wordml/cex" xmlns:w16cid="http://schemas.microsoft.com/office/word/2016/wordml/cid" xmlns:w16="http://schemas.microsoft.com/office/word/2018/wordml" xmlns:w16du="http://schemas.microsoft.com/office/word/2023/wordml/word16du" xmlns:w16sdtdh="http://schemas.microsoft.com/office/word/2020/wordml/sdtdatahash" xmlns:w16sdtfl="http://schemas.microsoft.com/office/word/2024/wordml/sdtformatlock" xmlns:w16se="http://schemas.microsoft.com/office/word/2015/wordml/symex" xmlns:wpg="http://schemas.microsoft.com/office/word/2010/wordprocessingGroup" xmlns:wpi="http://schemas.microsoft.com/office/word/2010/wordprocessingInk" xmlns:wne="http://schemas.microsoft.com/office/word/2006/wordml" xmlns:wps="http://schemas.microsoft.com/office/word/2010/wordprocessingShape" mc:Ignorable="w14 w15 w16se w16cid w16 w16cex w16sdtdh w16sdtfl w16du wp14">
   <w:body>
     <w:p>
       <w:pPr>
@@ -369,13 +369,7 @@
         </w:tc>
       </w:tr>
     </w:tbl>
-    <w:p>
-      <w:pPr>
-        <w:rPr>
-          <w:rFonts w:hint="eastAsia"/>
-        </w:rPr>
-      </w:pPr>
-    </w:p>
+    <w:p/>
     <w:p>
       <w:pPr>
         <w:rPr>
@@ -465,7 +459,43 @@
           <w:tcPr>
             <w:tcW w:w="9214" w:type="dxa"/>
           </w:tcPr>
-          <w:p/>
+          <w:p>
+            <w:r>
+              <w:rPr>
+                <w:rFonts w:hint="eastAsia"/>
+              </w:rPr>
+              <w:t>-방 입퇴장 및 스테이지 전환 제대로 구현</w:t>
+            </w:r>
+          </w:p>
+          <w:p>
+            <w:r>
+              <w:rPr>
+                <w:rFonts w:hint="eastAsia"/>
+              </w:rPr>
+              <w:t>-마이크 UDP 통신 구현</w:t>
+            </w:r>
+          </w:p>
+          <w:p>
+            <w:r>
+              <w:rPr>
+                <w:rFonts w:hint="eastAsia"/>
+              </w:rPr>
+              <w:t>-Monster Json 적용</w:t>
+            </w:r>
+          </w:p>
+          <w:p>
+            <w:pPr>
+              <w:rPr>
+                <w:rFonts w:hint="eastAsia"/>
+              </w:rPr>
+            </w:pPr>
+            <w:r>
+              <w:rPr>
+                <w:rFonts w:hint="eastAsia"/>
+              </w:rPr>
+              <w:t>-Lobby Update 구현</w:t>
+            </w:r>
+          </w:p>
         </w:tc>
       </w:tr>
       <w:tr>
@@ -519,11 +549,6 @@
             </w:r>
           </w:p>
           <w:p>
-            <w:pPr>
-              <w:rPr>
-                <w:rFonts w:hint="eastAsia"/>
-              </w:rPr>
-            </w:pPr>
             <w:r>
               <w:rPr>
                 <w:rFonts w:hint="eastAsia"/>
@@ -548,11 +573,6 @@
             </w:r>
           </w:p>
           <w:p>
-            <w:pPr>
-              <w:rPr>
-                <w:rFonts w:hint="eastAsia"/>
-              </w:rPr>
-            </w:pPr>
             <w:r>
               <w:rPr>
                 <w:rFonts w:hint="eastAsia"/>
@@ -656,7 +676,43 @@
           <w:tcPr>
             <w:tcW w:w="9214" w:type="dxa"/>
           </w:tcPr>
-          <w:p/>
+          <w:p>
+            <w:r>
+              <w:rPr>
+                <w:rFonts w:hint="eastAsia"/>
+              </w:rPr>
+              <w:t>-방 입퇴장과 스테이지 시작, 종료, 게임 오버 등 게임 플레이에 필요한 패킷 통신과 서버 코드를 작성했다.</w:t>
+            </w:r>
+          </w:p>
+          <w:p>
+            <w:r>
+              <w:rPr>
+                <w:rFonts w:hint="eastAsia"/>
+              </w:rPr>
+              <w:t>-마이크 통신을 위한 UDP 통신을 구현했다.</w:t>
+            </w:r>
+          </w:p>
+          <w:p>
+            <w:r>
+              <w:rPr>
+                <w:rFonts w:hint="eastAsia"/>
+              </w:rPr>
+              <w:t>-Monster Stat을 Json을 통해 설정하도록 코드를 추가했다.</w:t>
+            </w:r>
+          </w:p>
+          <w:p>
+            <w:pPr>
+              <w:rPr>
+                <w:rFonts w:hint="eastAsia"/>
+              </w:rPr>
+            </w:pPr>
+            <w:r>
+              <w:rPr>
+                <w:rFonts w:hint="eastAsia"/>
+              </w:rPr>
+              <w:t>-5초에 한 번씩 로비에 있는 Player들에게 RoomList를 보내도록 했다.</w:t>
+            </w:r>
+          </w:p>
         </w:tc>
       </w:tr>
       <w:tr>
@@ -726,16 +782,18 @@
             </w:r>
           </w:p>
           <w:p>
-            <w:pPr>
-              <w:rPr>
-                <w:rFonts w:hint="eastAsia"/>
-              </w:rPr>
-            </w:pPr>
-            <w:r>
-              <w:rPr>
-                <w:rFonts w:hint="eastAsia"/>
-              </w:rPr>
-              <w:t>- 수영이가 UDP 통신을 구현해줘서 음성 데이터를 추출하고, 패킷을 받아 조립하여 재생하도록 하였다. 테스트는 됐는데, 어떤 경우에는 잘 안 돼서 문제를 해결해야 한다.</w:t>
+            <w:r>
+              <w:rPr>
+                <w:rFonts w:hint="eastAsia"/>
+              </w:rPr>
+              <w:t>- 수영이가 UDP 통신을 구현해줘서 음성 데이터를 추출하고, 패킷을 받아 조립하여 재</w:t>
+            </w:r>
+            <w:r>
+              <w:rPr>
+                <w:rFonts w:hint="eastAsia"/>
+              </w:rPr>
+              <w:lastRenderedPageBreak/>
+              <w:t>생하도록 하였다. 테스트는 됐는데, 어떤 경우에는 잘 안 돼서 문제를 해결해야 한다.</w:t>
             </w:r>
           </w:p>
         </w:tc>
@@ -760,7 +818,7 @@
 </file>
 
 <file path=word/endnotes.xml><?xml version="1.0" encoding="utf-8"?>
-<w:endnotes xmlns:wpc="http://schemas.microsoft.com/office/word/2010/wordprocessingCanvas" xmlns:cx="http://schemas.microsoft.com/office/drawing/2014/chartex" xmlns:cx1="http://schemas.microsoft.com/office/drawing/2015/9/8/chartex" xmlns:cx2="http://schemas.microsoft.com/office/drawing/2015/10/21/chartex" xmlns:cx3="http://schemas.microsoft.com/office/drawing/2016/5/9/chartex" xmlns:cx4="http://schemas.microsoft.com/office/drawing/2016/5/10/chartex" xmlns:cx5="http://schemas.microsoft.com/office/drawing/2016/5/11/chartex" xmlns:cx6="http://schemas.microsoft.com/office/drawing/2016/5/12/chartex" xmlns:cx7="http://schemas.microsoft.com/office/drawing/2016/5/13/chartex" xmlns:cx8="http://schemas.microsoft.com/office/drawing/2016/5/14/chartex" xmlns:mc="http://schemas.openxmlformats.org/markup-compatibility/2006" xmlns:aink="http://schemas.microsoft.com/office/drawing/2016/ink" xmlns:am3d="http://schemas.microsoft.com/office/drawing/2017/model3d" xmlns:o="urn:schemas-microsoft-com:office:office" xmlns:oel="http://schemas.microsoft.com/office/2019/extlst" xmlns:r="http://schemas.openxmlformats.org/officeDocument/2006/relationships" xmlns:m="http://schemas.openxmlformats.org/officeDocument/2006/math" xmlns:v="urn:schemas-microsoft-com:vml" xmlns:wp14="http://schemas.microsoft.com/office/word/2010/wordprocessingDrawing" xmlns:wp="http://schemas.openxmlformats.org/drawingml/2006/wordprocessingDrawing" xmlns:w10="urn:schemas-microsoft-com:office:word" xmlns:w="http://schemas.openxmlformats.org/wordprocessingml/2006/main" xmlns:w14="http://schemas.microsoft.com/office/word/2010/wordml" xmlns:w15="http://schemas.microsoft.com/office/word/2012/wordml" xmlns:w16cex="http://schemas.microsoft.com/office/word/2018/wordml/cex" xmlns:w16cid="http://schemas.microsoft.com/office/word/2016/wordml/cid" xmlns:w16="http://schemas.microsoft.com/office/word/2018/wordml" xmlns:w16du="http://schemas.microsoft.com/office/word/2023/wordml/word16du" xmlns:w16sdtdh="http://schemas.microsoft.com/office/word/2020/wordml/sdtdatahash" xmlns:w16se="http://schemas.microsoft.com/office/word/2015/wordml/symex" xmlns:wpg="http://schemas.microsoft.com/office/word/2010/wordprocessingGroup" xmlns:wpi="http://schemas.microsoft.com/office/word/2010/wordprocessingInk" xmlns:wne="http://schemas.microsoft.com/office/word/2006/wordml" xmlns:wps="http://schemas.microsoft.com/office/word/2010/wordprocessingShape" mc:Ignorable="w14 w15 w16se w16cid w16 w16cex w16sdtdh w16du wp14">
+<w:endnotes xmlns:wpc="http://schemas.microsoft.com/office/word/2010/wordprocessingCanvas" xmlns:cx="http://schemas.microsoft.com/office/drawing/2014/chartex" xmlns:cx1="http://schemas.microsoft.com/office/drawing/2015/9/8/chartex" xmlns:cx2="http://schemas.microsoft.com/office/drawing/2015/10/21/chartex" xmlns:cx3="http://schemas.microsoft.com/office/drawing/2016/5/9/chartex" xmlns:cx4="http://schemas.microsoft.com/office/drawing/2016/5/10/chartex" xmlns:cx5="http://schemas.microsoft.com/office/drawing/2016/5/11/chartex" xmlns:cx6="http://schemas.microsoft.com/office/drawing/2016/5/12/chartex" xmlns:cx7="http://schemas.microsoft.com/office/drawing/2016/5/13/chartex" xmlns:cx8="http://schemas.microsoft.com/office/drawing/2016/5/14/chartex" xmlns:mc="http://schemas.openxmlformats.org/markup-compatibility/2006" xmlns:aink="http://schemas.microsoft.com/office/drawing/2016/ink" xmlns:am3d="http://schemas.microsoft.com/office/drawing/2017/model3d" xmlns:o="urn:schemas-microsoft-com:office:office" xmlns:oel="http://schemas.microsoft.com/office/2019/extlst" xmlns:r="http://schemas.openxmlformats.org/officeDocument/2006/relationships" xmlns:m="http://schemas.openxmlformats.org/officeDocument/2006/math" xmlns:v="urn:schemas-microsoft-com:vml" xmlns:wp14="http://schemas.microsoft.com/office/word/2010/wordprocessingDrawing" xmlns:wp="http://schemas.openxmlformats.org/drawingml/2006/wordprocessingDrawing" xmlns:w10="urn:schemas-microsoft-com:office:word" xmlns:w="http://schemas.openxmlformats.org/wordprocessingml/2006/main" xmlns:w14="http://schemas.microsoft.com/office/word/2010/wordml" xmlns:w15="http://schemas.microsoft.com/office/word/2012/wordml" xmlns:w16cex="http://schemas.microsoft.com/office/word/2018/wordml/cex" xmlns:w16cid="http://schemas.microsoft.com/office/word/2016/wordml/cid" xmlns:w16="http://schemas.microsoft.com/office/word/2018/wordml" xmlns:w16du="http://schemas.microsoft.com/office/word/2023/wordml/word16du" xmlns:w16sdtdh="http://schemas.microsoft.com/office/word/2020/wordml/sdtdatahash" xmlns:w16sdtfl="http://schemas.microsoft.com/office/word/2024/wordml/sdtformatlock" xmlns:w16se="http://schemas.microsoft.com/office/word/2015/wordml/symex" xmlns:wpg="http://schemas.microsoft.com/office/word/2010/wordprocessingGroup" xmlns:wpi="http://schemas.microsoft.com/office/word/2010/wordprocessingInk" xmlns:wne="http://schemas.microsoft.com/office/word/2006/wordml" xmlns:wps="http://schemas.microsoft.com/office/word/2010/wordprocessingShape" mc:Ignorable="w14 w15 w16se w16cid w16 w16cex w16sdtdh w16sdtfl w16du wp14">
   <w:endnote w:type="separator" w:id="-1">
     <w:p>
       <w:pPr>
@@ -785,7 +843,7 @@
 </file>
 
 <file path=word/footnotes.xml><?xml version="1.0" encoding="utf-8"?>
-<w:footnotes xmlns:wpc="http://schemas.microsoft.com/office/word/2010/wordprocessingCanvas" xmlns:cx="http://schemas.microsoft.com/office/drawing/2014/chartex" xmlns:cx1="http://schemas.microsoft.com/office/drawing/2015/9/8/chartex" xmlns:cx2="http://schemas.microsoft.com/office/drawing/2015/10/21/chartex" xmlns:cx3="http://schemas.microsoft.com/office/drawing/2016/5/9/chartex" xmlns:cx4="http://schemas.microsoft.com/office/drawing/2016/5/10/chartex" xmlns:cx5="http://schemas.microsoft.com/office/drawing/2016/5/11/chartex" xmlns:cx6="http://schemas.microsoft.com/office/drawing/2016/5/12/chartex" xmlns:cx7="http://schemas.microsoft.com/office/drawing/2016/5/13/chartex" xmlns:cx8="http://schemas.microsoft.com/office/drawing/2016/5/14/chartex" xmlns:mc="http://schemas.openxmlformats.org/markup-compatibility/2006" xmlns:aink="http://schemas.microsoft.com/office/drawing/2016/ink" xmlns:am3d="http://schemas.microsoft.com/office/drawing/2017/model3d" xmlns:o="urn:schemas-microsoft-com:office:office" xmlns:oel="http://schemas.microsoft.com/office/2019/extlst" xmlns:r="http://schemas.openxmlformats.org/officeDocument/2006/relationships" xmlns:m="http://schemas.openxmlformats.org/officeDocument/2006/math" xmlns:v="urn:schemas-microsoft-com:vml" xmlns:wp14="http://schemas.microsoft.com/office/word/2010/wordprocessingDrawing" xmlns:wp="http://schemas.openxmlformats.org/drawingml/2006/wordprocessingDrawing" xmlns:w10="urn:schemas-microsoft-com:office:word" xmlns:w="http://schemas.openxmlformats.org/wordprocessingml/2006/main" xmlns:w14="http://schemas.microsoft.com/office/word/2010/wordml" xmlns:w15="http://schemas.microsoft.com/office/word/2012/wordml" xmlns:w16cex="http://schemas.microsoft.com/office/word/2018/wordml/cex" xmlns:w16cid="http://schemas.microsoft.com/office/word/2016/wordml/cid" xmlns:w16="http://schemas.microsoft.com/office/word/2018/wordml" xmlns:w16du="http://schemas.microsoft.com/office/word/2023/wordml/word16du" xmlns:w16sdtdh="http://schemas.microsoft.com/office/word/2020/wordml/sdtdatahash" xmlns:w16se="http://schemas.microsoft.com/office/word/2015/wordml/symex" xmlns:wpg="http://schemas.microsoft.com/office/word/2010/wordprocessingGroup" xmlns:wpi="http://schemas.microsoft.com/office/word/2010/wordprocessingInk" xmlns:wne="http://schemas.microsoft.com/office/word/2006/wordml" xmlns:wps="http://schemas.microsoft.com/office/word/2010/wordprocessingShape" mc:Ignorable="w14 w15 w16se w16cid w16 w16cex w16sdtdh w16du wp14">
+<w:footnotes xmlns:wpc="http://schemas.microsoft.com/office/word/2010/wordprocessingCanvas" xmlns:cx="http://schemas.microsoft.com/office/drawing/2014/chartex" xmlns:cx1="http://schemas.microsoft.com/office/drawing/2015/9/8/chartex" xmlns:cx2="http://schemas.microsoft.com/office/drawing/2015/10/21/chartex" xmlns:cx3="http://schemas.microsoft.com/office/drawing/2016/5/9/chartex" xmlns:cx4="http://schemas.microsoft.com/office/drawing/2016/5/10/chartex" xmlns:cx5="http://schemas.microsoft.com/office/drawing/2016/5/11/chartex" xmlns:cx6="http://schemas.microsoft.com/office/drawing/2016/5/12/chartex" xmlns:cx7="http://schemas.microsoft.com/office/drawing/2016/5/13/chartex" xmlns:cx8="http://schemas.microsoft.com/office/drawing/2016/5/14/chartex" xmlns:mc="http://schemas.openxmlformats.org/markup-compatibility/2006" xmlns:aink="http://schemas.microsoft.com/office/drawing/2016/ink" xmlns:am3d="http://schemas.microsoft.com/office/drawing/2017/model3d" xmlns:o="urn:schemas-microsoft-com:office:office" xmlns:oel="http://schemas.microsoft.com/office/2019/extlst" xmlns:r="http://schemas.openxmlformats.org/officeDocument/2006/relationships" xmlns:m="http://schemas.openxmlformats.org/officeDocument/2006/math" xmlns:v="urn:schemas-microsoft-com:vml" xmlns:wp14="http://schemas.microsoft.com/office/word/2010/wordprocessingDrawing" xmlns:wp="http://schemas.openxmlformats.org/drawingml/2006/wordprocessingDrawing" xmlns:w10="urn:schemas-microsoft-com:office:word" xmlns:w="http://schemas.openxmlformats.org/wordprocessingml/2006/main" xmlns:w14="http://schemas.microsoft.com/office/word/2010/wordml" xmlns:w15="http://schemas.microsoft.com/office/word/2012/wordml" xmlns:w16cex="http://schemas.microsoft.com/office/word/2018/wordml/cex" xmlns:w16cid="http://schemas.microsoft.com/office/word/2016/wordml/cid" xmlns:w16="http://schemas.microsoft.com/office/word/2018/wordml" xmlns:w16du="http://schemas.microsoft.com/office/word/2023/wordml/word16du" xmlns:w16sdtdh="http://schemas.microsoft.com/office/word/2020/wordml/sdtdatahash" xmlns:w16sdtfl="http://schemas.microsoft.com/office/word/2024/wordml/sdtformatlock" xmlns:w16se="http://schemas.microsoft.com/office/word/2015/wordml/symex" xmlns:wpg="http://schemas.microsoft.com/office/word/2010/wordprocessingGroup" xmlns:wpi="http://schemas.microsoft.com/office/word/2010/wordprocessingInk" xmlns:wne="http://schemas.microsoft.com/office/word/2006/wordml" xmlns:wps="http://schemas.microsoft.com/office/word/2010/wordprocessingShape" mc:Ignorable="w14 w15 w16se w16cid w16 w16cex w16sdtdh w16sdtfl w16du wp14">
   <w:footnote w:type="separator" w:id="-1">
     <w:p>
       <w:pPr>
@@ -810,7 +868,7 @@
 </file>
 
 <file path=word/numbering.xml><?xml version="1.0" encoding="utf-8"?>
-<w:numbering xmlns:wpc="http://schemas.microsoft.com/office/word/2010/wordprocessingCanvas" xmlns:cx="http://schemas.microsoft.com/office/drawing/2014/chartex" xmlns:cx1="http://schemas.microsoft.com/office/drawing/2015/9/8/chartex" xmlns:cx2="http://schemas.microsoft.com/office/drawing/2015/10/21/chartex" xmlns:cx3="http://schemas.microsoft.com/office/drawing/2016/5/9/chartex" xmlns:cx4="http://schemas.microsoft.com/office/drawing/2016/5/10/chartex" xmlns:cx5="http://schemas.microsoft.com/office/drawing/2016/5/11/chartex" xmlns:cx6="http://schemas.microsoft.com/office/drawing/2016/5/12/chartex" xmlns:cx7="http://schemas.microsoft.com/office/drawing/2016/5/13/chartex" xmlns:cx8="http://schemas.microsoft.com/office/drawing/2016/5/14/chartex" xmlns:mc="http://schemas.openxmlformats.org/markup-compatibility/2006" xmlns:aink="http://schemas.microsoft.com/office/drawing/2016/ink" xmlns:am3d="http://schemas.microsoft.com/office/drawing/2017/model3d" xmlns:o="urn:schemas-microsoft-com:office:office" xmlns:oel="http://schemas.microsoft.com/office/2019/extlst" xmlns:r="http://schemas.openxmlformats.org/officeDocument/2006/relationships" xmlns:m="http://schemas.openxmlformats.org/officeDocument/2006/math" xmlns:v="urn:schemas-microsoft-com:vml" xmlns:wp14="http://schemas.microsoft.com/office/word/2010/wordprocessingDrawing" xmlns:wp="http://schemas.openxmlformats.org/drawingml/2006/wordprocessingDrawing" xmlns:w10="urn:schemas-microsoft-com:office:word" xmlns:w="http://schemas.openxmlformats.org/wordprocessingml/2006/main" xmlns:w14="http://schemas.microsoft.com/office/word/2010/wordml" xmlns:w15="http://schemas.microsoft.com/office/word/2012/wordml" xmlns:w16cex="http://schemas.microsoft.com/office/word/2018/wordml/cex" xmlns:w16cid="http://schemas.microsoft.com/office/word/2016/wordml/cid" xmlns:w16="http://schemas.microsoft.com/office/word/2018/wordml" xmlns:w16du="http://schemas.microsoft.com/office/word/2023/wordml/word16du" xmlns:w16sdtdh="http://schemas.microsoft.com/office/word/2020/wordml/sdtdatahash" xmlns:w16se="http://schemas.microsoft.com/office/word/2015/wordml/symex" xmlns:wpg="http://schemas.microsoft.com/office/word/2010/wordprocessingGroup" xmlns:wpi="http://schemas.microsoft.com/office/word/2010/wordprocessingInk" xmlns:wne="http://schemas.microsoft.com/office/word/2006/wordml" xmlns:wps="http://schemas.microsoft.com/office/word/2010/wordprocessingShape" mc:Ignorable="w14 w15 w16se w16cid w16 w16cex w16sdtdh w16du wp14">
+<w:numbering xmlns:wpc="http://schemas.microsoft.com/office/word/2010/wordprocessingCanvas" xmlns:cx="http://schemas.microsoft.com/office/drawing/2014/chartex" xmlns:cx1="http://schemas.microsoft.com/office/drawing/2015/9/8/chartex" xmlns:cx2="http://schemas.microsoft.com/office/drawing/2015/10/21/chartex" xmlns:cx3="http://schemas.microsoft.com/office/drawing/2016/5/9/chartex" xmlns:cx4="http://schemas.microsoft.com/office/drawing/2016/5/10/chartex" xmlns:cx5="http://schemas.microsoft.com/office/drawing/2016/5/11/chartex" xmlns:cx6="http://schemas.microsoft.com/office/drawing/2016/5/12/chartex" xmlns:cx7="http://schemas.microsoft.com/office/drawing/2016/5/13/chartex" xmlns:cx8="http://schemas.microsoft.com/office/drawing/2016/5/14/chartex" xmlns:mc="http://schemas.openxmlformats.org/markup-compatibility/2006" xmlns:aink="http://schemas.microsoft.com/office/drawing/2016/ink" xmlns:am3d="http://schemas.microsoft.com/office/drawing/2017/model3d" xmlns:o="urn:schemas-microsoft-com:office:office" xmlns:oel="http://schemas.microsoft.com/office/2019/extlst" xmlns:r="http://schemas.openxmlformats.org/officeDocument/2006/relationships" xmlns:m="http://schemas.openxmlformats.org/officeDocument/2006/math" xmlns:v="urn:schemas-microsoft-com:vml" xmlns:wp14="http://schemas.microsoft.com/office/word/2010/wordprocessingDrawing" xmlns:wp="http://schemas.openxmlformats.org/drawingml/2006/wordprocessingDrawing" xmlns:w10="urn:schemas-microsoft-com:office:word" xmlns:w="http://schemas.openxmlformats.org/wordprocessingml/2006/main" xmlns:w14="http://schemas.microsoft.com/office/word/2010/wordml" xmlns:w15="http://schemas.microsoft.com/office/word/2012/wordml" xmlns:w16cex="http://schemas.microsoft.com/office/word/2018/wordml/cex" xmlns:w16cid="http://schemas.microsoft.com/office/word/2016/wordml/cid" xmlns:w16="http://schemas.microsoft.com/office/word/2018/wordml" xmlns:w16du="http://schemas.microsoft.com/office/word/2023/wordml/word16du" xmlns:w16sdtdh="http://schemas.microsoft.com/office/word/2020/wordml/sdtdatahash" xmlns:w16sdtfl="http://schemas.microsoft.com/office/word/2024/wordml/sdtformatlock" xmlns:w16se="http://schemas.microsoft.com/office/word/2015/wordml/symex" xmlns:wpg="http://schemas.microsoft.com/office/word/2010/wordprocessingGroup" xmlns:wpi="http://schemas.microsoft.com/office/word/2010/wordprocessingInk" xmlns:wne="http://schemas.microsoft.com/office/word/2006/wordml" xmlns:wps="http://schemas.microsoft.com/office/word/2010/wordprocessingShape" mc:Ignorable="w14 w15 w16se w16cid w16 w16cex w16sdtdh w16sdtfl w16du wp14">
   <w:abstractNum w:abstractNumId="0" w15:restartNumberingAfterBreak="0">
     <w:nsid w:val="1A3D51DD"/>
     <w:multiLevelType w:val="hybridMultilevel"/>
@@ -931,7 +989,7 @@
 </file>
 
 <file path=word/styles.xml><?xml version="1.0" encoding="utf-8"?>
-<w:styles xmlns:mc="http://schemas.openxmlformats.org/markup-compatibility/2006" xmlns:r="http://schemas.openxmlformats.org/officeDocument/2006/relationships" xmlns:w="http://schemas.openxmlformats.org/wordprocessingml/2006/main" xmlns:w14="http://schemas.microsoft.com/office/word/2010/wordml" xmlns:w15="http://schemas.microsoft.com/office/word/2012/wordml" xmlns:w16cex="http://schemas.microsoft.com/office/word/2018/wordml/cex" xmlns:w16cid="http://schemas.microsoft.com/office/word/2016/wordml/cid" xmlns:w16="http://schemas.microsoft.com/office/word/2018/wordml" xmlns:w16du="http://schemas.microsoft.com/office/word/2023/wordml/word16du" xmlns:w16sdtdh="http://schemas.microsoft.com/office/word/2020/wordml/sdtdatahash" xmlns:w16se="http://schemas.microsoft.com/office/word/2015/wordml/symex" mc:Ignorable="w14 w15 w16se w16cid w16 w16cex w16sdtdh w16du">
+<w:styles xmlns:mc="http://schemas.openxmlformats.org/markup-compatibility/2006" xmlns:r="http://schemas.openxmlformats.org/officeDocument/2006/relationships" xmlns:w="http://schemas.openxmlformats.org/wordprocessingml/2006/main" xmlns:w14="http://schemas.microsoft.com/office/word/2010/wordml" xmlns:w15="http://schemas.microsoft.com/office/word/2012/wordml" xmlns:w16cex="http://schemas.microsoft.com/office/word/2018/wordml/cex" xmlns:w16cid="http://schemas.microsoft.com/office/word/2016/wordml/cid" xmlns:w16="http://schemas.microsoft.com/office/word/2018/wordml" xmlns:w16du="http://schemas.microsoft.com/office/word/2023/wordml/word16du" xmlns:w16sdtdh="http://schemas.microsoft.com/office/word/2020/wordml/sdtdatahash" xmlns:w16sdtfl="http://schemas.microsoft.com/office/word/2024/wordml/sdtformatlock" xmlns:w16se="http://schemas.microsoft.com/office/word/2015/wordml/symex" mc:Ignorable="w14 w15 w16se w16cid w16 w16cex w16sdtdh w16sdtfl w16du">
   <w:docDefaults>
     <w:rPrDefault>
       <w:rPr>
